--- a/Base Application.Source/Inventory/Reports/InventorySalesBackOrders.docx
+++ b/Base Application.Source/Inventory/Reports/InventorySalesBackOrders.docx
@@ -41,12 +41,12 @@
               <w:szCs w:val="16"/>
             </w:rPr>
             <w:alias w:val="#Nav: /Labels/ItemNoCaptionLbl"/>
-            <w:tag w:val="#Nav: FS_YSD_InvSalesBackOrders/50004"/>
+            <w:tag w:val="#Nav: Inventory_Sales_Back_Orders/718"/>
             <w:id w:val="-630092475"/>
             <w:placeholder>
               <w:docPart w:val="DefaultPlaceholder_-1854013440"/>
             </w:placeholder>
-            <w:dataBinding w:prefixMappings="xmlns:ns0='urn:microsoft-dynamics-nav/reports/FS_YSD_InvSalesBackOrders/50004/'" w:xpath="/ns0:NavWordReportXmlPart[1]/ns0:Labels[1]/ns0:ItemNoCaptionLbl[1]" w:storeItemID="{7B3FF86F-2AC0-4DE7-BD4B-408180D9DA52}"/>
+            <w:dataBinding w:prefixMappings="xmlns:ns0='urn:microsoft-dynamics-nav/reports/Inventory_Sales_Back_Orders/718/'" w:xpath="/ns0:NavWordReportXmlPart[1]/ns0:Labels[1]/ns0:ItemNoCaptionLbl[1]" w:storeItemID="{7B3FF86F-2AC0-4DE7-BD4B-408180D9DA52}"/>
             <w:text/>
           </w:sdtPr>
           <w:sdtContent>
@@ -90,12 +90,12 @@
               <w:szCs w:val="16"/>
             </w:rPr>
             <w:alias w:val="#Nav: /Labels/DocumentNo_SalesLineCaption"/>
-            <w:tag w:val="#Nav: FS_YSD_InvSalesBackOrders/50004"/>
+            <w:tag w:val="#Nav: Inventory_Sales_Back_Orders/718"/>
             <w:id w:val="1779678501"/>
             <w:placeholder>
               <w:docPart w:val="DefaultPlaceholder_-1854013440"/>
             </w:placeholder>
-            <w:dataBinding w:prefixMappings="xmlns:ns0='urn:microsoft-dynamics-nav/reports/FS_YSD_InvSalesBackOrders/50004/'" w:xpath="/ns0:NavWordReportXmlPart[1]/ns0:Labels[1]/ns0:DocumentNo_SalesLineCaption[1]" w:storeItemID="{7B3FF86F-2AC0-4DE7-BD4B-408180D9DA52}"/>
+            <w:dataBinding w:prefixMappings="xmlns:ns0='urn:microsoft-dynamics-nav/reports/Inventory_Sales_Back_Orders/718/'" w:xpath="/ns0:NavWordReportXmlPart[1]/ns0:Labels[1]/ns0:DocumentNo_SalesLineCaption[1]" w:storeItemID="{7B3FF86F-2AC0-4DE7-BD4B-408180D9DA52}"/>
             <w:text/>
           </w:sdtPr>
           <w:sdtContent>
@@ -139,12 +139,12 @@
               <w:szCs w:val="16"/>
             </w:rPr>
             <w:alias w:val="#Nav: /Labels/CustName_SalesLineCaption"/>
-            <w:tag w:val="#Nav: FS_YSD_InvSalesBackOrders/50004"/>
+            <w:tag w:val="#Nav: Inventory_Sales_Back_Orders/718"/>
             <w:id w:val="1985432995"/>
             <w:placeholder>
               <w:docPart w:val="DefaultPlaceholder_-1854013440"/>
             </w:placeholder>
-            <w:dataBinding w:prefixMappings="xmlns:ns0='urn:microsoft-dynamics-nav/reports/FS_YSD_InvSalesBackOrders/50004/'" w:xpath="/ns0:NavWordReportXmlPart[1]/ns0:Labels[1]/ns0:CustName_SalesLineCaption[1]" w:storeItemID="{7B3FF86F-2AC0-4DE7-BD4B-408180D9DA52}"/>
+            <w:dataBinding w:prefixMappings="xmlns:ns0='urn:microsoft-dynamics-nav/reports/Inventory_Sales_Back_Orders/718/'" w:xpath="/ns0:NavWordReportXmlPart[1]/ns0:Labels[1]/ns0:CustName_SalesLineCaption[1]" w:storeItemID="{7B3FF86F-2AC0-4DE7-BD4B-408180D9DA52}"/>
             <w:text/>
           </w:sdtPr>
           <w:sdtContent>
@@ -188,12 +188,12 @@
               <w:szCs w:val="16"/>
             </w:rPr>
             <w:alias w:val="#Nav: /Labels/CustPhoneNo_SalesLineCaption"/>
-            <w:tag w:val="#Nav: FS_YSD_InvSalesBackOrders/50004"/>
+            <w:tag w:val="#Nav: Inventory_Sales_Back_Orders/718"/>
             <w:id w:val="100841953"/>
             <w:placeholder>
               <w:docPart w:val="DefaultPlaceholder_-1854013440"/>
             </w:placeholder>
-            <w:dataBinding w:prefixMappings="xmlns:ns0='urn:microsoft-dynamics-nav/reports/FS_YSD_InvSalesBackOrders/50004/'" w:xpath="/ns0:NavWordReportXmlPart[1]/ns0:Labels[1]/ns0:CustPhoneNo_SalesLineCaption[1]" w:storeItemID="{7B3FF86F-2AC0-4DE7-BD4B-408180D9DA52}"/>
+            <w:dataBinding w:prefixMappings="xmlns:ns0='urn:microsoft-dynamics-nav/reports/Inventory_Sales_Back_Orders/718/'" w:xpath="/ns0:NavWordReportXmlPart[1]/ns0:Labels[1]/ns0:CustPhoneNo_SalesLineCaption[1]" w:storeItemID="{7B3FF86F-2AC0-4DE7-BD4B-408180D9DA52}"/>
             <w:text/>
           </w:sdtPr>
           <w:sdtContent>
@@ -237,12 +237,12 @@
               <w:szCs w:val="16"/>
             </w:rPr>
             <w:alias w:val="#Nav: /Labels/ShipmentDateLabel"/>
-            <w:tag w:val="#Nav: FS_YSD_InvSalesBackOrders/50004"/>
+            <w:tag w:val="#Nav: Inventory_Sales_Back_Orders/718"/>
             <w:id w:val="817532237"/>
             <w:placeholder>
               <w:docPart w:val="DefaultPlaceholder_-1854013440"/>
             </w:placeholder>
-            <w:dataBinding w:prefixMappings="xmlns:ns0='urn:microsoft-dynamics-nav/reports/FS_YSD_InvSalesBackOrders/50004/'" w:xpath="/ns0:NavWordReportXmlPart[1]/ns0:Labels[1]/ns0:ShipmentDateLabel[1]" w:storeItemID="{7B3FF86F-2AC0-4DE7-BD4B-408180D9DA52}"/>
+            <w:dataBinding w:prefixMappings="xmlns:ns0='urn:microsoft-dynamics-nav/reports/Inventory_Sales_Back_Orders/718/'" w:xpath="/ns0:NavWordReportXmlPart[1]/ns0:Labels[1]/ns0:ShipmentDateLabel[1]" w:storeItemID="{7B3FF86F-2AC0-4DE7-BD4B-408180D9DA52}"/>
             <w:text/>
           </w:sdtPr>
           <w:sdtContent>
@@ -286,12 +286,12 @@
               <w:szCs w:val="16"/>
             </w:rPr>
             <w:alias w:val="#Nav: /Labels/Quantity_SalesLineCaption"/>
-            <w:tag w:val="#Nav: FS_YSD_InvSalesBackOrders/50004"/>
+            <w:tag w:val="#Nav: Inventory_Sales_Back_Orders/718"/>
             <w:id w:val="1111550952"/>
             <w:placeholder>
               <w:docPart w:val="DefaultPlaceholder_-1854013440"/>
             </w:placeholder>
-            <w:dataBinding w:prefixMappings="xmlns:ns0='urn:microsoft-dynamics-nav/reports/FS_YSD_InvSalesBackOrders/50004/'" w:xpath="/ns0:NavWordReportXmlPart[1]/ns0:Labels[1]/ns0:Quantity_SalesLineCaption[1]" w:storeItemID="{7B3FF86F-2AC0-4DE7-BD4B-408180D9DA52}"/>
+            <w:dataBinding w:prefixMappings="xmlns:ns0='urn:microsoft-dynamics-nav/reports/Inventory_Sales_Back_Orders/718/'" w:xpath="/ns0:NavWordReportXmlPart[1]/ns0:Labels[1]/ns0:Quantity_SalesLineCaption[1]" w:storeItemID="{7B3FF86F-2AC0-4DE7-BD4B-408180D9DA52}"/>
             <w:text/>
           </w:sdtPr>
           <w:sdtContent>
@@ -337,12 +337,12 @@
               <w:szCs w:val="16"/>
             </w:rPr>
             <w:alias w:val="#Nav: /Labels/OutstandingQty_SalesLineCaption"/>
-            <w:tag w:val="#Nav: FS_YSD_InvSalesBackOrders/50004"/>
+            <w:tag w:val="#Nav: Inventory_Sales_Back_Orders/718"/>
             <w:id w:val="876514564"/>
             <w:placeholder>
               <w:docPart w:val="DefaultPlaceholder_-1854013440"/>
             </w:placeholder>
-            <w:dataBinding w:prefixMappings="xmlns:ns0='urn:microsoft-dynamics-nav/reports/FS_YSD_InvSalesBackOrders/50004/'" w:xpath="/ns0:NavWordReportXmlPart[1]/ns0:Labels[1]/ns0:OutstandingQty_SalesLineCaption[1]" w:storeItemID="{7B3FF86F-2AC0-4DE7-BD4B-408180D9DA52}"/>
+            <w:dataBinding w:prefixMappings="xmlns:ns0='urn:microsoft-dynamics-nav/reports/Inventory_Sales_Back_Orders/718/'" w:xpath="/ns0:NavWordReportXmlPart[1]/ns0:Labels[1]/ns0:OutstandingQty_SalesLineCaption[1]" w:storeItemID="{7B3FF86F-2AC0-4DE7-BD4B-408180D9DA52}"/>
             <w:text/>
           </w:sdtPr>
           <w:sdtContent>
@@ -387,12 +387,12 @@
               <w:szCs w:val="16"/>
             </w:rPr>
             <w:alias w:val="#Nav: /Labels/OtherBackOrdersLabel"/>
-            <w:tag w:val="#Nav: FS_YSD_InvSalesBackOrders/50004"/>
+            <w:tag w:val="#Nav: Inventory_Sales_Back_Orders/718"/>
             <w:id w:val="-762611330"/>
             <w:placeholder>
               <w:docPart w:val="DefaultPlaceholder_-1854013440"/>
             </w:placeholder>
-            <w:dataBinding w:prefixMappings="xmlns:ns0='urn:microsoft-dynamics-nav/reports/FS_YSD_InvSalesBackOrders/50004/'" w:xpath="/ns0:NavWordReportXmlPart[1]/ns0:Labels[1]/ns0:OtherBackOrdersLabel[1]" w:storeItemID="{7B3FF86F-2AC0-4DE7-BD4B-408180D9DA52}"/>
+            <w:dataBinding w:prefixMappings="xmlns:ns0='urn:microsoft-dynamics-nav/reports/Inventory_Sales_Back_Orders/718/'" w:xpath="/ns0:NavWordReportXmlPart[1]/ns0:Labels[1]/ns0:OtherBackOrdersLabel[1]" w:storeItemID="{7B3FF86F-2AC0-4DE7-BD4B-408180D9DA52}"/>
             <w:text/>
           </w:sdtPr>
           <w:sdtContent>
@@ -600,9 +600,9 @@
             <w:lang w:eastAsia="zh-CN"/>
           </w:rPr>
           <w:alias w:val="#Nav: /Item"/>
-          <w:tag w:val="#Nav: FS_YSD_InvSalesBackOrders/50004"/>
+          <w:tag w:val="#Nav: Inventory_Sales_Back_Orders/718"/>
           <w:id w:val="-426730845"/>
-          <w15:dataBinding w:prefixMappings="xmlns:ns0='urn:microsoft-dynamics-nav/reports/FS_YSD_InvSalesBackOrders/50004/'" w:xpath="/ns0:NavWordReportXmlPart[1]/ns0:Item" w:storeItemID="{7B3FF86F-2AC0-4DE7-BD4B-408180D9DA52}"/>
+          <w15:dataBinding w:prefixMappings="xmlns:ns0='urn:microsoft-dynamics-nav/reports/Inventory_Sales_Back_Orders/718/'" w:xpath="/ns0:NavWordReportXmlPart[1]/ns0:Item" w:storeItemID="{7B3FF86F-2AC0-4DE7-BD4B-408180D9DA52}"/>
           <w15:repeatingSection/>
         </w:sdtPr>
         <w:sdtContent>
@@ -643,7 +643,7 @@
                     <w:placeholder>
                       <w:docPart w:val="88A5B7E5D5604EE7AF6C3F72922280CE"/>
                     </w:placeholder>
-                    <w15:dataBinding w:prefixMappings="xmlns:ns0='urn:microsoft-dynamics-nav/reports/FS_YSR_InvSalesBackOrders/50004/' " w:xpath="/ns0:NavWordReportXmlPart[1]/ns0:Item[1]/ns0:No_Item[1]" w:storeItemID="{7B3FF86F-2AC0-4DE7-BD4B-408180D9DA52}" w16sdtdh:storeItemChecksum="jXfS6Q=="/>
+                    <w15:dataBinding w:prefixMappings="xmlns:ns0='urn:microsoft-dynamics-nav/reports/Inventory_Sales_Back_Orders/718/'" w:xpath="/ns0:NavWordReportXmlPart[1]/ns0:Item[1]/ns0:No_Item[1]" w:storeItemID="{7B3FF86F-2AC0-4DE7-BD4B-408180D9DA52}" w16sdtdh:storeItemChecksum="jXfS6Q=="/>
                   </w:sdtPr>
                   <w:sdtEndPr>
                     <w:rPr>
@@ -694,7 +694,7 @@
                     <w:placeholder>
                       <w:docPart w:val="88A5B7E5D5604EE7AF6C3F72922280CE"/>
                     </w:placeholder>
-                    <w15:dataBinding w:prefixMappings="xmlns:ns0='urn:microsoft-dynamics-nav/reports/FS_YSR_InvSalesBackOrders/50004/' " w:xpath="/ns0:NavWordReportXmlPart[1]/ns0:Item[1]/ns0:Description_Item[1]" w:storeItemID="{7B3FF86F-2AC0-4DE7-BD4B-408180D9DA52}" w16sdtdh:storeItemChecksum="jXfS6Q=="/>
+                    <w15:dataBinding w:prefixMappings="xmlns:ns0='urn:microsoft-dynamics-nav/reports/Inventory_Sales_Back_Orders/718/'" w:xpath="/ns0:NavWordReportXmlPart[1]/ns0:Item[1]/ns0:Description_Item[1]" w:storeItemID="{7B3FF86F-2AC0-4DE7-BD4B-408180D9DA52}" w16sdtdh:storeItemChecksum="jXfS6Q=="/>
                   </w:sdtPr>
                   <w:sdtContent>
                     <w:tc>
@@ -846,9 +846,9 @@
                     <w:lang w:eastAsia="zh-CN"/>
                   </w:rPr>
                   <w:alias w:val="#Nav: /Item/Sales_Line"/>
-                  <w:tag w:val="#Nav: FS_YSD_InvSalesBackOrders/50004"/>
+                  <w:tag w:val="#Nav: Inventory_Sales_Back_Orders/718"/>
                   <w:id w:val="1346980970"/>
-                  <w15:dataBinding w:prefixMappings="xmlns:ns0='urn:microsoft-dynamics-nav/reports/FS_YSD_InvSalesBackOrders/50004/'" w:xpath="/ns0:NavWordReportXmlPart[1]/ns0:Item[1]/ns0:Sales_Line" w:storeItemID="{7B3FF86F-2AC0-4DE7-BD4B-408180D9DA52}"/>
+                  <w15:dataBinding w:prefixMappings="xmlns:ns0='urn:microsoft-dynamics-nav/reports/Inventory_Sales_Back_Orders/718/'" w:xpath="/ns0:NavWordReportXmlPart[1]/ns0:Item[1]/ns0:Sales_Line" w:storeItemID="{7B3FF86F-2AC0-4DE7-BD4B-408180D9DA52}"/>
                   <w15:repeatingSection/>
                 </w:sdtPr>
                 <w:sdtContent>
@@ -905,7 +905,7 @@
                             <w:placeholder>
                               <w:docPart w:val="DefaultPlaceholder_-1854013440"/>
                             </w:placeholder>
-                            <w15:dataBinding w:prefixMappings="xmlns:ns0='urn:microsoft-dynamics-nav/reports/FS_YSR_InvSalesBackOrders/50004/' " w:xpath="/ns0:NavWordReportXmlPart[1]/ns0:Item[1]/ns0:Sales_Line[1]/ns0:DocumentNo_SalesLine[1]" w:storeItemID="{7B3FF86F-2AC0-4DE7-BD4B-408180D9DA52}" w16sdtdh:storeItemChecksum="jXfS6Q=="/>
+                            <w15:dataBinding w:prefixMappings="xmlns:ns0='urn:microsoft-dynamics-nav/reports/Inventory_Sales_Back_Orders/718/'" w:xpath="/ns0:NavWordReportXmlPart[1]/ns0:Item[1]/ns0:Sales_Line[1]/ns0:DocumentNo_SalesLine[1]" w:storeItemID="{7B3FF86F-2AC0-4DE7-BD4B-408180D9DA52}" w16sdtdh:storeItemChecksum="jXfS6Q=="/>
                           </w:sdtPr>
                           <w:sdtContent>
                             <w:tc>
@@ -949,7 +949,7 @@
                             <w:placeholder>
                               <w:docPart w:val="DefaultPlaceholder_-1854013440"/>
                             </w:placeholder>
-                            <w15:dataBinding w:prefixMappings="xmlns:ns0='urn:microsoft-dynamics-nav/reports/FS_YSR_InvSalesBackOrders/50004/' " w:xpath="/ns0:NavWordReportXmlPart[1]/ns0:Item[1]/ns0:Sales_Line[1]/ns0:CustName_SalesLine[1]" w:storeItemID="{7B3FF86F-2AC0-4DE7-BD4B-408180D9DA52}" w16sdtdh:storeItemChecksum="jXfS6Q=="/>
+                            <w15:dataBinding w:prefixMappings="xmlns:ns0='urn:microsoft-dynamics-nav/reports/Inventory_Sales_Back_Orders/718/'" w:xpath="/ns0:NavWordReportXmlPart[1]/ns0:Item[1]/ns0:Sales_Line[1]/ns0:CustName_SalesLine[1]" w:storeItemID="{7B3FF86F-2AC0-4DE7-BD4B-408180D9DA52}" w16sdtdh:storeItemChecksum="jXfS6Q=="/>
                           </w:sdtPr>
                           <w:sdtContent>
                             <w:tc>
@@ -993,7 +993,7 @@
                             <w:placeholder>
                               <w:docPart w:val="DefaultPlaceholder_-1854013440"/>
                             </w:placeholder>
-                            <w15:dataBinding w:prefixMappings="xmlns:ns0='urn:microsoft-dynamics-nav/reports/FS_YSR_InvSalesBackOrders/50004/' " w:xpath="/ns0:NavWordReportXmlPart[1]/ns0:Item[1]/ns0:Sales_Line[1]/ns0:CustPhoneNo_SalesLine[1]" w:storeItemID="{7B3FF86F-2AC0-4DE7-BD4B-408180D9DA52}" w16sdtdh:storeItemChecksum="jXfS6Q=="/>
+                            <w15:dataBinding w:prefixMappings="xmlns:ns0='urn:microsoft-dynamics-nav/reports/Inventory_Sales_Back_Orders/718/'" w:xpath="/ns0:NavWordReportXmlPart[1]/ns0:Item[1]/ns0:Sales_Line[1]/ns0:CustPhoneNo_SalesLine[1]" w:storeItemID="{7B3FF86F-2AC0-4DE7-BD4B-408180D9DA52}" w16sdtdh:storeItemChecksum="jXfS6Q=="/>
                           </w:sdtPr>
                           <w:sdtContent>
                             <w:tc>
@@ -1037,7 +1037,7 @@
                             <w:placeholder>
                               <w:docPart w:val="DefaultPlaceholder_-1854013440"/>
                             </w:placeholder>
-                            <w15:dataBinding w:prefixMappings="xmlns:ns0='urn:microsoft-dynamics-nav/reports/FS_YSR_InvSalesBackOrders/50004/' " w:xpath="/ns0:NavWordReportXmlPart[1]/ns0:Item[1]/ns0:Sales_Line[1]/ns0:ShipmentDate_SalesLine[1]" w:storeItemID="{7B3FF86F-2AC0-4DE7-BD4B-408180D9DA52}" w16sdtdh:storeItemChecksum="jXfS6Q=="/>
+                            <w15:dataBinding w:prefixMappings="xmlns:ns0='urn:microsoft-dynamics-nav/reports/Inventory_Sales_Back_Orders/718/'" w:xpath="/ns0:NavWordReportXmlPart[1]/ns0:Item[1]/ns0:Sales_Line[1]/ns0:ShipmentDate_SalesLine[1]" w:storeItemID="{7B3FF86F-2AC0-4DE7-BD4B-408180D9DA52}" w16sdtdh:storeItemChecksum="jXfS6Q=="/>
                           </w:sdtPr>
                           <w:sdtContent>
                             <w:tc>
@@ -1081,7 +1081,7 @@
                             <w:placeholder>
                               <w:docPart w:val="DefaultPlaceholder_-1854013440"/>
                             </w:placeholder>
-                            <w15:dataBinding w:prefixMappings="xmlns:ns0='urn:microsoft-dynamics-nav/reports/FS_YSR_InvSalesBackOrders/50004/' " w:xpath="/ns0:NavWordReportXmlPart[1]/ns0:Item[1]/ns0:Sales_Line[1]/ns0:Quantity_SalesLine[1]" w:storeItemID="{7B3FF86F-2AC0-4DE7-BD4B-408180D9DA52}" w16sdtdh:storeItemChecksum="jXfS6Q=="/>
+                            <w15:dataBinding w:prefixMappings="xmlns:ns0='urn:microsoft-dynamics-nav/reports/Inventory_Sales_Back_Orders/718/'" w:xpath="/ns0:NavWordReportXmlPart[1]/ns0:Item[1]/ns0:Sales_Line[1]/ns0:Quantity_SalesLine[1]" w:storeItemID="{7B3FF86F-2AC0-4DE7-BD4B-408180D9DA52}" w16sdtdh:storeItemChecksum="jXfS6Q=="/>
                           </w:sdtPr>
                           <w:sdtContent>
                             <w:tc>
@@ -1126,7 +1126,7 @@
                             <w:placeholder>
                               <w:docPart w:val="DefaultPlaceholder_-1854013440"/>
                             </w:placeholder>
-                            <w15:dataBinding w:prefixMappings="xmlns:ns0='urn:microsoft-dynamics-nav/reports/FS_YSR_InvSalesBackOrders/50004/' " w:xpath="/ns0:NavWordReportXmlPart[1]/ns0:Item[1]/ns0:Sales_Line[1]/ns0:OutstandingQty_SalesLine[1]" w:storeItemID="{7B3FF86F-2AC0-4DE7-BD4B-408180D9DA52}" w16sdtdh:storeItemChecksum="jXfS6Q=="/>
+                            <w15:dataBinding w:prefixMappings="xmlns:ns0='urn:microsoft-dynamics-nav/reports/Inventory_Sales_Back_Orders/718/'" w:xpath="/ns0:NavWordReportXmlPart[1]/ns0:Item[1]/ns0:Sales_Line[1]/ns0:OutstandingQty_SalesLine[1]" w:storeItemID="{7B3FF86F-2AC0-4DE7-BD4B-408180D9DA52}" w16sdtdh:storeItemChecksum="jXfS6Q=="/>
                           </w:sdtPr>
                           <w:sdtContent>
                             <w:tc>
@@ -1171,7 +1171,7 @@
                             <w:placeholder>
                               <w:docPart w:val="DefaultPlaceholder_-1854013440"/>
                             </w:placeholder>
-                            <w15:dataBinding w:prefixMappings="xmlns:ns0='urn:microsoft-dynamics-nav/reports/FS_YSR_InvSalesBackOrders/50004/' " w:xpath="/ns0:NavWordReportXmlPart[1]/ns0:Item[1]/ns0:Sales_Line[1]/ns0:OtherBackOrders_SalesLine[1]" w:storeItemID="{7B3FF86F-2AC0-4DE7-BD4B-408180D9DA52}" w16sdtdh:storeItemChecksum="jXfS6Q=="/>
+                            <w15:dataBinding w:prefixMappings="xmlns:ns0='urn:microsoft-dynamics-nav/reports/Inventory_Sales_Back_Orders/718/'" w:xpath="/ns0:NavWordReportXmlPart[1]/ns0:Item[1]/ns0:Sales_Line[1]/ns0:OtherBackOrders_SalesLine[1]" w:storeItemID="{7B3FF86F-2AC0-4DE7-BD4B-408180D9DA52}" w16sdtdh:storeItemChecksum="jXfS6Q=="/>
                           </w:sdtPr>
                           <w:sdtContent>
                             <w:tc>
@@ -1245,7 +1245,7 @@
                     <w:placeholder>
                       <w:docPart w:val="DefaultPlaceholder_-1854013440"/>
                     </w:placeholder>
-                    <w15:dataBinding w:prefixMappings="xmlns:ns0='urn:microsoft-dynamics-nav/reports/FS_YSR_InvSalesBackOrders/50004/' " w:xpath="/ns0:NavWordReportXmlPart[1]/ns0:Item[1]/ns0:Description_Item[1]" w:storeItemID="{7B3FF86F-2AC0-4DE7-BD4B-408180D9DA52}" w16sdtdh:storeItemChecksum="jXfS6Q=="/>
+                    <w15:dataBinding w:prefixMappings="xmlns:ns0='urn:microsoft-dynamics-nav/reports/Inventory_Sales_Back_Orders/718/'" w:xpath="/ns0:NavWordReportXmlPart[1]/ns0:Item[1]/ns0:Description_Item[1]" w:storeItemID="{7B3FF86F-2AC0-4DE7-BD4B-408180D9DA52}" w16sdtdh:storeItemChecksum="jXfS6Q=="/>
                   </w:sdtPr>
                   <w:sdtContent>
                     <w:tc>
@@ -1332,7 +1332,7 @@
                         <w:placeholder>
                           <w:docPart w:val="6AA74C4A428544AC9D08A31DE7ED2C88"/>
                         </w:placeholder>
-                        <w15:dataBinding w:prefixMappings="xmlns:ns0='urn:microsoft-dynamics-nav/reports/FS_YSR_InvSalesBackOrders/50004/' " w:xpath="/ns0:NavWordReportXmlPart[1]/ns0:Item[1]/ns0:SubTotals[1]/ns0:SubTotals_Outstanding_Qty[1]" w:storeItemID="{7B3FF86F-2AC0-4DE7-BD4B-408180D9DA52}" w16sdtdh:storeItemChecksum="jXfS6Q=="/>
+                        <w15:dataBinding w:prefixMappings="xmlns:ns0='urn:microsoft-dynamics-nav/reports/Inventory_Sales_Back_Orders/718/'" w:xpath="/ns0:NavWordReportXmlPart[1]/ns0:Item[1]/ns0:SubTotals[1]/ns0:SubTotals_Outstanding_Qty[1]" w:storeItemID="{7B3FF86F-2AC0-4DE7-BD4B-408180D9DA52}" w16sdtdh:storeItemChecksum="jXfS6Q=="/>
                       </w:sdtPr>
                       <w:sdtContent>
                         <w:proofErr w:type="spellStart"/>
@@ -1617,12 +1617,12 @@
             <w:szCs w:val="28"/>
           </w:rPr>
           <w:alias w:val="#Nav: /Labels/InventorySalesBackOrders"/>
-          <w:tag w:val="#Nav: FS_YSD_InvSalesBackOrders/50004"/>
+          <w:tag w:val="#Nav: Inventory_Sales_Back_Orders/718"/>
           <w:id w:val="1812363988"/>
           <w:placeholder>
             <w:docPart w:val="DefaultPlaceholder_-1854013440"/>
           </w:placeholder>
-          <w:dataBinding w:prefixMappings="xmlns:ns0='urn:microsoft-dynamics-nav/reports/FS_YSD_InvSalesBackOrders/50004/'" w:xpath="/ns0:NavWordReportXmlPart[1]/ns0:Labels[1]/ns0:InventorySalesBackOrders[1]" w:storeItemID="{7B3FF86F-2AC0-4DE7-BD4B-408180D9DA52}"/>
+          <w:dataBinding w:prefixMappings="xmlns:ns0='urn:microsoft-dynamics-nav/reports/Inventory_Sales_Back_Orders/718/'" w:xpath="/ns0:NavWordReportXmlPart[1]/ns0:Labels[1]/ns0:InventorySalesBackOrders[1]" w:storeItemID="{7B3FF86F-2AC0-4DE7-BD4B-408180D9DA52}"/>
           <w:text/>
         </w:sdtPr>
         <w:sdtContent>
@@ -1840,12 +1840,12 @@
                 <w:szCs w:val="16"/>
               </w:rPr>
               <w:alias w:val="#Nav: /BCReportInformation/ReportRequest/UserName"/>
-              <w:tag w:val="#Nav: FS_YSD_InvSalesBackOrders/50004"/>
+              <w:tag w:val="#Nav: Inventory_Sales_Back_Orders/718"/>
               <w:id w:val="-249272221"/>
               <w:placeholder>
                 <w:docPart w:val="C55FDB9939AC498CAE9D8D7889181716"/>
               </w:placeholder>
-              <w:dataBinding w:prefixMappings="xmlns:ns0='urn:microsoft-dynamics-nav/reports/FS_YSD_InvSalesBackOrders/50004/'" w:xpath="/ns0:NavWordReportXmlPart[1]/ns0:BCReportInformation[1]/ns0:ReportRequest[1]/ns0:UserName[1]" w:storeItemID="{7B3FF86F-2AC0-4DE7-BD4B-408180D9DA52}"/>
+              <w:dataBinding w:prefixMappings="xmlns:ns0='urn:microsoft-dynamics-nav/reports/Inventory_Sales_Back_Orders/718/'" w:xpath="/ns0:NavWordReportXmlPart[1]/ns0:BCReportInformation[1]/ns0:ReportRequest[1]/ns0:UserName[1]" w:storeItemID="{7B3FF86F-2AC0-4DE7-BD4B-408180D9DA52}"/>
               <w:text/>
             </w:sdtPr>
             <w:sdtContent>
@@ -1881,12 +1881,12 @@
             <w:szCs w:val="16"/>
           </w:rPr>
           <w:alias w:val="#Nav: /BCReportInformation/ReportRequest/CompanyName"/>
-          <w:tag w:val="#Nav: FS_YSD_InvSalesBackOrders/50004"/>
+          <w:tag w:val="#Nav: Inventory_Sales_Back_Orders/718"/>
           <w:id w:val="-311640991"/>
           <w:placeholder>
             <w:docPart w:val="DefaultPlaceholder_-1854013440"/>
           </w:placeholder>
-          <w:dataBinding w:prefixMappings="xmlns:ns0='urn:microsoft-dynamics-nav/reports/FS_YSD_InvSalesBackOrders/50004/'" w:xpath="/ns0:NavWordReportXmlPart[1]/ns0:BCReportInformation[1]/ns0:ReportRequest[1]/ns0:CompanyName[1]" w:storeItemID="{7B3FF86F-2AC0-4DE7-BD4B-408180D9DA52}"/>
+          <w:dataBinding w:prefixMappings="xmlns:ns0='urn:microsoft-dynamics-nav/reports/Inventory_Sales_Back_Orders/718/'" w:xpath="/ns0:NavWordReportXmlPart[1]/ns0:BCReportInformation[1]/ns0:ReportRequest[1]/ns0:CompanyName[1]" w:storeItemID="{7B3FF86F-2AC0-4DE7-BD4B-408180D9DA52}"/>
           <w:text/>
         </w:sdtPr>
         <w:sdtContent>
@@ -1936,12 +1936,12 @@
             <w:szCs w:val="16"/>
           </w:rPr>
           <w:alias w:val="#Nav: /Item/ItemFilterTxt"/>
-          <w:tag w:val="#Nav: FS_YSD_InvSalesBackOrders/50004"/>
+          <w:tag w:val="#Nav: Inventory_Sales_Back_Orders/718"/>
           <w:id w:val="-122614654"/>
           <w:placeholder>
             <w:docPart w:val="DefaultPlaceholder_-1854013440"/>
           </w:placeholder>
-          <w:dataBinding w:prefixMappings="xmlns:ns0='urn:microsoft-dynamics-nav/reports/FS_YSD_InvSalesBackOrders/50004/'" w:xpath="/ns0:NavWordReportXmlPart[1]/ns0:Item[1]/ns0:ItemFilterTxt[1]" w:storeItemID="{7B3FF86F-2AC0-4DE7-BD4B-408180D9DA52}"/>
+          <w:dataBinding w:prefixMappings="xmlns:ns0='urn:microsoft-dynamics-nav/reports/Inventory_Sales_Back_Orders/718/'" w:xpath="/ns0:NavWordReportXmlPart[1]/ns0:Item[1]/ns0:ItemFilterTxt[1]" w:storeItemID="{7B3FF86F-2AC0-4DE7-BD4B-408180D9DA52}"/>
           <w:text/>
         </w:sdtPr>
         <w:sdtContent>
@@ -1993,12 +1993,12 @@
             <w:szCs w:val="16"/>
           </w:rPr>
           <w:alias w:val="#Nav: /Item/SalesLineFilterTxt"/>
-          <w:tag w:val="#Nav: FS_YSD_InvSalesBackOrders/50004"/>
+          <w:tag w:val="#Nav: Inventory_Sales_Back_Orders/718"/>
           <w:id w:val="116349656"/>
           <w:placeholder>
             <w:docPart w:val="DefaultPlaceholder_-1854013440"/>
           </w:placeholder>
-          <w:dataBinding w:prefixMappings="xmlns:ns0='urn:microsoft-dynamics-nav/reports/FS_YSD_InvSalesBackOrders/50004/'" w:xpath="/ns0:NavWordReportXmlPart[1]/ns0:Item[1]/ns0:SalesLineFilterTxt[1]" w:storeItemID="{7B3FF86F-2AC0-4DE7-BD4B-408180D9DA52}"/>
+          <w:dataBinding w:prefixMappings="xmlns:ns0='urn:microsoft-dynamics-nav/reports/Inventory_Sales_Back_Orders/718/'" w:xpath="/ns0:NavWordReportXmlPart[1]/ns0:Item[1]/ns0:SalesLineFilterTxt[1]" w:storeItemID="{7B3FF86F-2AC0-4DE7-BD4B-408180D9DA52}"/>
           <w:text/>
         </w:sdtPr>
         <w:sdtContent>
@@ -3666,7 +3666,7 @@
 </file>
 
 <file path=customXml/item2.xml><?xml version="1.0" encoding="utf-8"?>
-<NavWordReportXmlPart xmlns="urn:microsoft-dynamics-nav/reports/FS_YSD_InvSalesBackOrders/50004/">
+<NavWordReportXmlPart xmlns="urn:microsoft-dynamics-nav/reports/Inventory_Sales_Back_Orders/718/">
   <BCReportInformation>
     <ReportMetadata>
       <ExtensionId>Extension ID</ExtensionId>
